--- a/t33_s4.docx
+++ b/t33_s4.docx
@@ -3,2348 +3,998 @@
 <w:document xmlns:wpc="http://schemas.microsoft.com/office/word/2010/wordprocessingCanvas" xmlns:mo="http://schemas.microsoft.com/office/mac/office/2008/main" xmlns:mc="http://schemas.openxmlformats.org/markup-compatibility/2006" xmlns:mv="urn:schemas-microsoft-com:mac:vml" xmlns:o="urn:schemas-microsoft-com:office:office" xmlns:r="http://schemas.openxmlformats.org/officeDocument/2006/relationships" xmlns:m="http://schemas.openxmlformats.org/officeDocument/2006/math" xmlns:v="urn:schemas-microsoft-com:vml" xmlns:wp14="http://schemas.microsoft.com/office/word/2010/wordprocessingDrawing" xmlns:wp="http://schemas.openxmlformats.org/drawingml/2006/wordprocessingDrawing" xmlns:w10="urn:schemas-microsoft-com:office:word" xmlns:w="http://schemas.openxmlformats.org/wordprocessingml/2006/main" xmlns:w14="http://schemas.microsoft.com/office/word/2010/wordml" xmlns:wpg="http://schemas.microsoft.com/office/word/2010/wordprocessingGroup" xmlns:wpi="http://schemas.microsoft.com/office/word/2010/wordprocessingInk" xmlns:wne="http://schemas.microsoft.com/office/word/2006/wordml" xmlns:wps="http://schemas.microsoft.com/office/word/2010/wordprocessingShape" mc:Ignorable="w14 wp14">
   <w:body>
     <w:p>
-      <w:pPr>
-        <w:spacing w:after="40" w:before="120"/>
-      </w:pPr>
       <w:r>
-        <w:rPr>
-          <w:b w:val="0"/>
-          <w:i w:val="0"/>
-          <w:sz w:val="22"/>
-        </w:rPr>
-        <w:t>Question: A client with infective endocarditis has a low-grade fever and a new regurgitant murmur. Which treatment plan is most likely?</w:t>
+        <w:t xml:space="preserve">Question: A client at 41 weeks gestation is scheduled for induction of labor. Which assessment is most important before starting oxytocin?</w:t>
       </w:r>
     </w:p>
     <w:p>
-      <w:pPr>
-        <w:spacing w:after="0" w:before="0"/>
-      </w:pPr>
       <w:r>
-        <w:rPr>
-          <w:b w:val="0"/>
-          <w:i w:val="0"/>
-          <w:sz w:val="22"/>
-        </w:rPr>
-        <w:t>(a) Prolonged intravenous antibiotics (4-6 weeks) with blood cultures before starting</w:t>
+        <w:t xml:space="preserve">(a) Fetal presentation and pelvic adequacy</w:t>
       </w:r>
     </w:p>
     <w:p>
-      <w:pPr>
-        <w:spacing w:after="0" w:before="0"/>
-      </w:pPr>
       <w:r>
-        <w:rPr>
-          <w:b w:val="0"/>
-          <w:i w:val="0"/>
-          <w:sz w:val="22"/>
-        </w:rPr>
-        <w:t>(b) A short course of oral antibiotics over 3 days</w:t>
+        <w:t xml:space="preserve">(b) The client's hair color</w:t>
       </w:r>
     </w:p>
     <w:p>
-      <w:pPr>
-        <w:spacing w:after="0" w:before="0"/>
-      </w:pPr>
       <w:r>
-        <w:rPr>
-          <w:b w:val="0"/>
-          <w:i w:val="0"/>
-          <w:sz w:val="22"/>
-        </w:rPr>
-        <w:t>(c) Antiviral therapy with supportive care</w:t>
+        <w:t xml:space="preserve">(c) The client's shoe size</w:t>
       </w:r>
     </w:p>
     <w:p>
-      <w:pPr>
-        <w:spacing w:after="0" w:before="0"/>
-      </w:pPr>
       <w:r>
-        <w:rPr>
-          <w:b w:val="0"/>
-          <w:i w:val="0"/>
-          <w:sz w:val="22"/>
-        </w:rPr>
-        <w:t>(d) Surgery within 24 hours without antibiotics</w:t>
+        <w:t xml:space="preserve">(d) The client's occupation</w:t>
       </w:r>
     </w:p>
     <w:p>
-      <w:pPr>
-        <w:spacing w:after="0" w:before="40"/>
-      </w:pPr>
       <w:r>
-        <w:rPr>
-          <w:b/>
-          <w:i w:val="0"/>
-          <w:sz w:val="22"/>
-        </w:rPr>
-        <w:t>Answer: a</w:t>
+        <w:t xml:space="preserve">Answer: a</w:t>
       </w:r>
     </w:p>
     <w:p>
-      <w:pPr>
-        <w:spacing w:after="0" w:before="0"/>
-      </w:pPr>
       <w:r>
-        <w:rPr>
-          <w:b w:val="0"/>
-          <w:i w:val="0"/>
-          <w:sz w:val="21"/>
-        </w:rPr>
-        <w:t>Solution: Infective endocarditis is treated with prolonged IV bactericidal antibiotics (4-6 weeks); blood cultures are drawn before antibiotics. Surgery is reserved for complications such as heart failure or embolism.</w:t>
+        <w:t xml:space="preserve">Solution: Induction is initiated only when the fetal presentation and pelvis are suitable for vaginal delivery. Fetal status, cervical readiness (Bishop score), and fetal well-being are assessed.</w:t>
       </w:r>
     </w:p>
     <w:p>
-      <w:pPr>
-        <w:spacing w:after="0" w:before="0"/>
-      </w:pPr>
       <w:r>
-        <w:rPr>
-          <w:b w:val="0"/>
-          <w:i w:val="0"/>
-          <w:sz w:val="20"/>
-        </w:rPr>
-        <w:t>Positive Marks: 1</w:t>
+        <w:t xml:space="preserve">Positive Marks: 1</w:t>
       </w:r>
     </w:p>
     <w:p>
-      <w:pPr>
-        <w:spacing w:after="160" w:before="0"/>
-      </w:pPr>
       <w:r>
-        <w:rPr>
-          <w:b w:val="0"/>
-          <w:i w:val="0"/>
-          <w:sz w:val="20"/>
-        </w:rPr>
-        <w:t>Negative Marks: 0.25</w:t>
+        <w:t xml:space="preserve">Negative Marks: 0.25</w:t>
       </w:r>
     </w:p>
     <w:p>
-      <w:pPr>
-        <w:spacing w:after="40" w:before="120"/>
-      </w:pPr>
       <w:r>
-        <w:rPr>
-          <w:b w:val="0"/>
-          <w:i w:val="0"/>
-          <w:sz w:val="22"/>
-        </w:rPr>
-        <w:t>Question: A client in cardiogenic shock after a large myocardial infarction has cool, clammy skin, crackles, and urine output of 15 mL/hour. Which finding best explains these signs?</w:t>
+        <w:t xml:space="preserve"/>
       </w:r>
     </w:p>
     <w:p>
-      <w:pPr>
-        <w:spacing w:after="0" w:before="0"/>
-      </w:pPr>
       <w:r>
-        <w:rPr>
-          <w:b w:val="0"/>
-          <w:i w:val="0"/>
-          <w:sz w:val="22"/>
-        </w:rPr>
-        <w:t>(a) Impaired pumping of the left ventricle causing pulmonary congestion and poor perfusion</w:t>
+        <w:t xml:space="preserve">Question: A postpartum client is receiving an infusion of oxytocin. The nurse should monitor for which adverse effect?</w:t>
       </w:r>
     </w:p>
     <w:p>
-      <w:pPr>
-        <w:spacing w:after="0" w:before="0"/>
-      </w:pPr>
       <w:r>
-        <w:rPr>
-          <w:b w:val="0"/>
-          <w:i w:val="0"/>
-          <w:sz w:val="22"/>
-        </w:rPr>
-        <w:t>(b) Dehydration from diuretic overuse</w:t>
+        <w:t xml:space="preserve">(a) Uterine hyperstimulation and water intoxication</w:t>
       </w:r>
     </w:p>
     <w:p>
-      <w:pPr>
-        <w:spacing w:after="0" w:before="0"/>
-      </w:pPr>
       <w:r>
-        <w:rPr>
-          <w:b w:val="0"/>
-          <w:i w:val="0"/>
-          <w:sz w:val="22"/>
-        </w:rPr>
-        <w:t>(c) Sepsis with vasodilation</w:t>
+        <w:t xml:space="preserve">(b) Bradycardia</w:t>
       </w:r>
     </w:p>
     <w:p>
-      <w:pPr>
-        <w:spacing w:after="0" w:before="0"/>
-      </w:pPr>
       <w:r>
-        <w:rPr>
-          <w:b w:val="0"/>
-          <w:i w:val="0"/>
-          <w:sz w:val="22"/>
-        </w:rPr>
-        <w:t>(d) Anaphylaxis from a medication</w:t>
+        <w:t xml:space="preserve">(c) Hypoglycemia</w:t>
       </w:r>
     </w:p>
     <w:p>
-      <w:pPr>
-        <w:spacing w:after="0" w:before="40"/>
-      </w:pPr>
       <w:r>
-        <w:rPr>
-          <w:b/>
-          <w:i w:val="0"/>
-          <w:sz w:val="22"/>
-        </w:rPr>
-        <w:t>Answer: a</w:t>
+        <w:t xml:space="preserve">(d) Hypertension only</w:t>
       </w:r>
     </w:p>
     <w:p>
-      <w:pPr>
-        <w:spacing w:after="0" w:before="0"/>
-      </w:pPr>
       <w:r>
-        <w:rPr>
-          <w:b w:val="0"/>
-          <w:i w:val="0"/>
-          <w:sz w:val="21"/>
-        </w:rPr>
-        <w:t>Solution: Cardiogenic shock results from severe left ventricular pump failure: pulmonary congestion (crackles) with inadequate tissue perfusion (cool skin, oliguria, hypotension). It is treated by improving perfusion and reducing cardiac workload.</w:t>
+        <w:t xml:space="preserve">Answer: a</w:t>
       </w:r>
     </w:p>
     <w:p>
-      <w:pPr>
-        <w:spacing w:after="0" w:before="0"/>
-      </w:pPr>
       <w:r>
-        <w:rPr>
-          <w:b w:val="0"/>
-          <w:i w:val="0"/>
-          <w:sz w:val="20"/>
-        </w:rPr>
-        <w:t>Positive Marks: 1</w:t>
+        <w:t xml:space="preserve">Solution: Oxytocin can cause uterine hyperstimulation (fetal distress) and, with high doses, water intoxication. Contraction frequency, duration, and resting tone are monitored.</w:t>
       </w:r>
     </w:p>
     <w:p>
-      <w:pPr>
-        <w:spacing w:after="160" w:before="0"/>
-      </w:pPr>
       <w:r>
-        <w:rPr>
-          <w:b w:val="0"/>
-          <w:i w:val="0"/>
-          <w:sz w:val="20"/>
-        </w:rPr>
-        <w:t>Negative Marks: 0.25</w:t>
+        <w:t xml:space="preserve">Positive Marks: 1</w:t>
       </w:r>
     </w:p>
     <w:p>
-      <w:pPr>
-        <w:spacing w:after="40" w:before="120"/>
-      </w:pPr>
       <w:r>
-        <w:rPr>
-          <w:b w:val="0"/>
-          <w:i w:val="0"/>
-          <w:sz w:val="22"/>
-        </w:rPr>
-        <w:t>Question: Which instruction is essential for a client with Buerger disease (thromboangiitis obliterans)?</w:t>
+        <w:t xml:space="preserve">Negative Marks: 0.25</w:t>
       </w:r>
     </w:p>
     <w:p>
-      <w:pPr>
-        <w:spacing w:after="0" w:before="0"/>
-      </w:pPr>
       <w:r>
-        <w:rPr>
-          <w:b w:val="0"/>
-          <w:i w:val="0"/>
-          <w:sz w:val="22"/>
-        </w:rPr>
-        <w:t>(a) Complete cessation of smoking is the most important measure</w:t>
+        <w:t xml:space="preserve"/>
       </w:r>
     </w:p>
     <w:p>
-      <w:pPr>
-        <w:spacing w:after="0" w:before="0"/>
-      </w:pPr>
       <w:r>
-        <w:rPr>
-          <w:b w:val="0"/>
-          <w:i w:val="0"/>
-          <w:sz w:val="22"/>
-        </w:rPr>
-        <w:t>(b) Exercise is strictly forbidden</w:t>
+        <w:t xml:space="preserve">Question: A newborn is being breastfed. The nurse teaches the mother to recognize adequate intake by:</w:t>
       </w:r>
     </w:p>
     <w:p>
-      <w:pPr>
-        <w:spacing w:after="0" w:before="0"/>
-      </w:pPr>
       <w:r>
-        <w:rPr>
-          <w:b w:val="0"/>
-          <w:i w:val="0"/>
-          <w:sz w:val="22"/>
-        </w:rPr>
-        <w:t>(c) Keep the legs dependent at all times to improve blood flow</w:t>
+        <w:t xml:space="preserve">(a) Six or more wet diapers and 2–3 stools per day after day 4</w:t>
       </w:r>
     </w:p>
     <w:p>
-      <w:pPr>
-        <w:spacing w:after="0" w:before="0"/>
-      </w:pPr>
       <w:r>
-        <w:rPr>
-          <w:b w:val="0"/>
-          <w:i w:val="0"/>
-          <w:sz w:val="22"/>
-        </w:rPr>
-        <w:t>(d) Apply heat to the feet daily</w:t>
+        <w:t xml:space="preserve">(b) One wet diaper per day</w:t>
       </w:r>
     </w:p>
     <w:p>
-      <w:pPr>
-        <w:spacing w:after="0" w:before="40"/>
-      </w:pPr>
       <w:r>
-        <w:rPr>
-          <w:b/>
-          <w:i w:val="0"/>
-          <w:sz w:val="22"/>
-        </w:rPr>
-        <w:t>Answer: a</w:t>
+        <w:t xml:space="preserve">(c) The baby sleeping through feeds</w:t>
       </w:r>
     </w:p>
     <w:p>
-      <w:pPr>
-        <w:spacing w:after="0" w:before="0"/>
-      </w:pPr>
       <w:r>
-        <w:rPr>
-          <w:b w:val="0"/>
-          <w:i w:val="0"/>
-          <w:sz w:val="21"/>
-        </w:rPr>
-        <w:t>Solution: Buerger disease is strongly linked to tobacco use; complete smoking cessation is the only measure that halts disease progression. Exercise and limb position are secondary; heat can injure ischemic tissue.</w:t>
+        <w:t xml:space="preserve">(d) Crying after every feed</w:t>
       </w:r>
     </w:p>
     <w:p>
-      <w:pPr>
-        <w:spacing w:after="0" w:before="0"/>
-      </w:pPr>
       <w:r>
-        <w:rPr>
-          <w:b w:val="0"/>
-          <w:i w:val="0"/>
-          <w:sz w:val="20"/>
-        </w:rPr>
-        <w:t>Positive Marks: 1</w:t>
+        <w:t xml:space="preserve">Answer: a</w:t>
       </w:r>
     </w:p>
     <w:p>
-      <w:pPr>
-        <w:spacing w:after="160" w:before="0"/>
-      </w:pPr>
       <w:r>
-        <w:rPr>
-          <w:b w:val="0"/>
-          <w:i w:val="0"/>
-          <w:sz w:val="20"/>
-        </w:rPr>
-        <w:t>Negative Marks: 0.25</w:t>
+        <w:t xml:space="preserve">Solution: Adequate intake is shown by 6+ wet diapers, 2–3 yellow stools daily by day 4–5, weight gain, and alertness after feeds. Few wet diapers suggest inadequate intake.</w:t>
       </w:r>
     </w:p>
     <w:p>
-      <w:pPr>
-        <w:spacing w:after="40" w:before="120"/>
-      </w:pPr>
       <w:r>
-        <w:rPr>
-          <w:b w:val="0"/>
-          <w:i w:val="0"/>
-          <w:sz w:val="22"/>
-        </w:rPr>
-        <w:t>Question: A client reports sudden severe pain in one eye, sees halos around lights, and has nausea and vomiting. The eye is red and the pupil is mid-dilated. Which condition is most likely and how should the nurse respond?</w:t>
+        <w:t xml:space="preserve">Positive Marks: 1</w:t>
       </w:r>
     </w:p>
     <w:p>
-      <w:pPr>
-        <w:spacing w:after="0" w:before="0"/>
-      </w:pPr>
       <w:r>
-        <w:rPr>
-          <w:b w:val="0"/>
-          <w:i w:val="0"/>
-          <w:sz w:val="22"/>
-        </w:rPr>
-        <w:t>(a) Acute angle-closure glaucoma; treat as an emergency with the client kept NPO and prepared for pressure-lowering treatment</w:t>
+        <w:t xml:space="preserve">Negative Marks: 0.25</w:t>
       </w:r>
     </w:p>
     <w:p>
-      <w:pPr>
-        <w:spacing w:after="0" w:before="0"/>
-      </w:pPr>
       <w:r>
-        <w:rPr>
-          <w:b w:val="0"/>
-          <w:i w:val="0"/>
-          <w:sz w:val="22"/>
-        </w:rPr>
-        <w:t>(b) Open-angle glaucoma; reassure and schedule routine follow-up</w:t>
+        <w:t xml:space="preserve"/>
       </w:r>
     </w:p>
     <w:p>
-      <w:pPr>
-        <w:spacing w:after="0" w:before="0"/>
-      </w:pPr>
       <w:r>
-        <w:rPr>
-          <w:b w:val="0"/>
-          <w:i w:val="0"/>
-          <w:sz w:val="22"/>
-        </w:rPr>
-        <w:t>(c) Retinal detachment; position the client supine</w:t>
+        <w:t xml:space="preserve">Question: The nurse is caring for a child with a diagnosis of intussusception. Which finding indicates that the condition may have resolved with treatment?</w:t>
       </w:r>
     </w:p>
     <w:p>
-      <w:pPr>
-        <w:spacing w:after="0" w:before="0"/>
-      </w:pPr>
       <w:r>
-        <w:rPr>
-          <w:b w:val="0"/>
-          <w:i w:val="0"/>
-          <w:sz w:val="22"/>
-        </w:rPr>
-        <w:t>(d) Conjunctivitis; apply warm compresses</w:t>
+        <w:t xml:space="preserve">(a) Passage of a normal brown stool</w:t>
       </w:r>
     </w:p>
     <w:p>
-      <w:pPr>
-        <w:spacing w:after="0" w:before="40"/>
-      </w:pPr>
       <w:r>
-        <w:rPr>
-          <w:b/>
-          <w:i w:val="0"/>
-          <w:sz w:val="22"/>
-        </w:rPr>
-        <w:t>Answer: a</w:t>
+        <w:t xml:space="preserve">(b) Increasing abdominal pain</w:t>
       </w:r>
     </w:p>
     <w:p>
-      <w:pPr>
-        <w:spacing w:after="0" w:before="0"/>
-      </w:pPr>
       <w:r>
-        <w:rPr>
-          <w:b w:val="0"/>
-          <w:i w:val="0"/>
-          <w:sz w:val="21"/>
-        </w:rPr>
-        <w:t>Solution: Acute angle-closure glaucoma is an ophthalmic emergency with severe eye pain, halos, blurred vision, nausea, and a fixed mid-dilated pupil; intraocular pressure must be lowered promptly. Open-angle glaucoma is painless and gradual.</w:t>
+        <w:t xml:space="preserve">(c) Currant-jelly stools continuing</w:t>
       </w:r>
     </w:p>
     <w:p>
-      <w:pPr>
-        <w:spacing w:after="0" w:before="0"/>
-      </w:pPr>
       <w:r>
-        <w:rPr>
-          <w:b w:val="0"/>
-          <w:i w:val="0"/>
-          <w:sz w:val="20"/>
-        </w:rPr>
-        <w:t>Positive Marks: 1</w:t>
+        <w:t xml:space="preserve">(d) Lethargy</w:t>
       </w:r>
     </w:p>
     <w:p>
-      <w:pPr>
-        <w:spacing w:after="160" w:before="0"/>
-      </w:pPr>
       <w:r>
-        <w:rPr>
-          <w:b w:val="0"/>
-          <w:i w:val="0"/>
-          <w:sz w:val="20"/>
-        </w:rPr>
-        <w:t>Negative Marks: 0.25</w:t>
+        <w:t xml:space="preserve">Answer: a</w:t>
       </w:r>
     </w:p>
     <w:p>
-      <w:pPr>
-        <w:spacing w:after="40" w:before="120"/>
-      </w:pPr>
       <w:r>
-        <w:rPr>
-          <w:b w:val="0"/>
-          <w:i w:val="0"/>
-          <w:sz w:val="22"/>
-        </w:rPr>
-        <w:t>Question: Which symptom cluster is most characteristic of retinal detachment?</w:t>
+        <w:t xml:space="preserve">Solution: Passage of a normal stool after air or barium enema reduction indicates the intussusception has resolved. Persistent pain, currant-jelly stools, and lethargy indicate failure or complications.</w:t>
       </w:r>
     </w:p>
     <w:p>
-      <w:pPr>
-        <w:spacing w:after="0" w:before="0"/>
-      </w:pPr>
       <w:r>
-        <w:rPr>
-          <w:b w:val="0"/>
-          <w:i w:val="0"/>
-          <w:sz w:val="22"/>
-        </w:rPr>
-        <w:t>(a) Flashes of light, new floaters, and a curtain-like shadow across vision</w:t>
+        <w:t xml:space="preserve">Positive Marks: 1</w:t>
       </w:r>
     </w:p>
     <w:p>
-      <w:pPr>
-        <w:spacing w:after="0" w:before="0"/>
-      </w:pPr>
       <w:r>
-        <w:rPr>
-          <w:b w:val="0"/>
-          <w:i w:val="0"/>
-          <w:sz w:val="22"/>
-        </w:rPr>
-        <w:t>(b) Eye pain with halos around lights</w:t>
+        <w:t xml:space="preserve">Negative Marks: 0.25</w:t>
       </w:r>
     </w:p>
     <w:p>
-      <w:pPr>
-        <w:spacing w:after="0" w:before="0"/>
-      </w:pPr>
       <w:r>
-        <w:rPr>
-          <w:b w:val="0"/>
-          <w:i w:val="0"/>
-          <w:sz w:val="22"/>
-        </w:rPr>
-        <w:t>(c) Watery discharge with itching</w:t>
+        <w:t xml:space="preserve"/>
       </w:r>
     </w:p>
     <w:p>
-      <w:pPr>
-        <w:spacing w:after="0" w:before="0"/>
-      </w:pPr>
       <w:r>
-        <w:rPr>
-          <w:b w:val="0"/>
-          <w:i w:val="0"/>
-          <w:sz w:val="22"/>
-        </w:rPr>
-        <w:t>(d) Gradual loss of peripheral vision only</w:t>
+        <w:t xml:space="preserve">Question: A child with a diagnosis of acute otitis media complains of ear pain. Which nursing intervention is most appropriate?</w:t>
       </w:r>
     </w:p>
     <w:p>
-      <w:pPr>
-        <w:spacing w:after="0" w:before="40"/>
-      </w:pPr>
       <w:r>
-        <w:rPr>
-          <w:b/>
-          <w:i w:val="0"/>
-          <w:sz w:val="22"/>
-        </w:rPr>
-        <w:t>Answer: a</w:t>
+        <w:t xml:space="preserve">(a) Administer analgesics as ordered and position the child comfortably</w:t>
       </w:r>
     </w:p>
     <w:p>
-      <w:pPr>
-        <w:spacing w:after="0" w:before="0"/>
-      </w:pPr>
       <w:r>
-        <w:rPr>
-          <w:b w:val="0"/>
-          <w:i w:val="0"/>
-          <w:sz w:val="21"/>
-        </w:rPr>
-        <w:t>Solution: Retinal detachment classically presents with sudden flashes (photopsia), a shower of floaters, and a painless curtain/shadow over the visual field; it is an emergency requiring surgical reattachment.</w:t>
+        <w:t xml:space="preserve">(b) Insert cotton swabs deep into the ear</w:t>
       </w:r>
     </w:p>
     <w:p>
-      <w:pPr>
-        <w:spacing w:after="0" w:before="0"/>
-      </w:pPr>
       <w:r>
-        <w:rPr>
-          <w:b w:val="0"/>
-          <w:i w:val="0"/>
-          <w:sz w:val="20"/>
-        </w:rPr>
-        <w:t>Positive Marks: 1</w:t>
+        <w:t xml:space="preserve">(c) Apply a heating pad on high</w:t>
       </w:r>
     </w:p>
     <w:p>
-      <w:pPr>
-        <w:spacing w:after="160" w:before="0"/>
-      </w:pPr>
       <w:r>
-        <w:rPr>
-          <w:b w:val="0"/>
-          <w:i w:val="0"/>
-          <w:sz w:val="20"/>
-        </w:rPr>
-        <w:t>Negative Marks: 0.25</w:t>
+        <w:t xml:space="preserve">(d) Avoid all fluids</w:t>
       </w:r>
     </w:p>
     <w:p>
-      <w:pPr>
-        <w:spacing w:after="40" w:before="120"/>
-      </w:pPr>
       <w:r>
-        <w:rPr>
-          <w:b w:val="0"/>
-          <w:i w:val="0"/>
-          <w:sz w:val="22"/>
-        </w:rPr>
-        <w:t>Question: A client with herpes zoster has a vesicular rash along one dermatome on the trunk. Which instruction is most important?</w:t>
+        <w:t xml:space="preserve">Answer: a</w:t>
       </w:r>
     </w:p>
     <w:p>
-      <w:pPr>
-        <w:spacing w:after="0" w:before="0"/>
-      </w:pPr>
       <w:r>
-        <w:rPr>
-          <w:b w:val="0"/>
-          <w:i w:val="0"/>
-          <w:sz w:val="22"/>
-        </w:rPr>
-        <w:t>(a) Avoid contact with pregnant women and immunocompromised individuals until lesions crust</w:t>
+        <w:t xml:space="preserve">Solution: Ear pain in otitis media is managed with analgesics, antibiotics if bacterial, and comfort positioning (head elevated). Objects are never inserted into the ear.</w:t>
       </w:r>
     </w:p>
     <w:p>
-      <w:pPr>
-        <w:spacing w:after="0" w:before="0"/>
-      </w:pPr>
       <w:r>
-        <w:rPr>
-          <w:b w:val="0"/>
-          <w:i w:val="0"/>
-          <w:sz w:val="22"/>
-        </w:rPr>
-        <w:t>(b) Cover the rash with tight adhesive tape</w:t>
+        <w:t xml:space="preserve">Positive Marks: 1</w:t>
       </w:r>
     </w:p>
     <w:p>
-      <w:pPr>
-        <w:spacing w:after="0" w:before="0"/>
-      </w:pPr>
       <w:r>
-        <w:rPr>
-          <w:b w:val="0"/>
-          <w:i w:val="0"/>
-          <w:sz w:val="22"/>
-        </w:rPr>
-        <w:t>(c) Take aspirin for the pain</w:t>
+        <w:t xml:space="preserve">Negative Marks: 0.25</w:t>
       </w:r>
     </w:p>
     <w:p>
-      <w:pPr>
-        <w:spacing w:after="0" w:before="0"/>
-      </w:pPr>
       <w:r>
-        <w:rPr>
-          <w:b w:val="0"/>
-          <w:i w:val="0"/>
-          <w:sz w:val="22"/>
-        </w:rPr>
-        <w:t>(d) Burst the vesicles to speed healing</w:t>
+        <w:t xml:space="preserve"/>
       </w:r>
     </w:p>
     <w:p>
-      <w:pPr>
-        <w:spacing w:after="0" w:before="40"/>
-      </w:pPr>
       <w:r>
-        <w:rPr>
-          <w:b/>
-          <w:i w:val="0"/>
-          <w:sz w:val="22"/>
-        </w:rPr>
-        <w:t>Answer: a</w:t>
+        <w:t xml:space="preserve">Question: A 2-year-old child is admitted with a diagnosis of croup. Which finding indicates worsening respiratory distress?</w:t>
       </w:r>
     </w:p>
     <w:p>
-      <w:pPr>
-        <w:spacing w:after="0" w:before="0"/>
-      </w:pPr>
       <w:r>
-        <w:rPr>
-          <w:b w:val="0"/>
-          <w:i w:val="0"/>
-          <w:sz w:val="21"/>
-        </w:rPr>
-        <w:t>Solution: Herpes zoster is contagious via direct contact with vesicle fluid; those at highest risk (pregnant women without immunity, immunocompromised) must be avoided until lesions crust. Vesicles must not be broken, and aspirin is avoided.</w:t>
+        <w:t xml:space="preserve">(a) Stridor at rest and retractions</w:t>
       </w:r>
     </w:p>
     <w:p>
-      <w:pPr>
-        <w:spacing w:after="0" w:before="0"/>
-      </w:pPr>
       <w:r>
-        <w:rPr>
-          <w:b w:val="0"/>
-          <w:i w:val="0"/>
-          <w:sz w:val="20"/>
-        </w:rPr>
-        <w:t>Positive Marks: 1</w:t>
+        <w:t xml:space="preserve">(b) Barking cough that improves with mist</w:t>
       </w:r>
     </w:p>
     <w:p>
-      <w:pPr>
-        <w:spacing w:after="160" w:before="0"/>
-      </w:pPr>
       <w:r>
-        <w:rPr>
-          <w:b w:val="0"/>
-          <w:i w:val="0"/>
-          <w:sz w:val="20"/>
-        </w:rPr>
-        <w:t>Negative Marks: 0.25</w:t>
+        <w:t xml:space="preserve">(c) Normal color</w:t>
       </w:r>
     </w:p>
     <w:p>
-      <w:pPr>
-        <w:spacing w:after="40" w:before="120"/>
-      </w:pPr>
       <w:r>
-        <w:rPr>
-          <w:b w:val="0"/>
-          <w:i w:val="0"/>
-          <w:sz w:val="22"/>
-        </w:rPr>
-        <w:t>Question: A client with acute osteomyelitis has deep bone pain, fever, and tenderness over the tibia. Which treatment is expected initially?</w:t>
+        <w:t xml:space="preserve">(d) Playful behavior</w:t>
       </w:r>
     </w:p>
     <w:p>
-      <w:pPr>
-        <w:spacing w:after="0" w:before="0"/>
-      </w:pPr>
       <w:r>
-        <w:rPr>
-          <w:b w:val="0"/>
-          <w:i w:val="0"/>
-          <w:sz w:val="22"/>
-        </w:rPr>
-        <w:t>(a) Prolonged intravenous antibiotics after bone cultures</w:t>
+        <w:t xml:space="preserve">Answer: a</w:t>
       </w:r>
     </w:p>
     <w:p>
-      <w:pPr>
-        <w:spacing w:after="0" w:before="0"/>
-      </w:pPr>
       <w:r>
-        <w:rPr>
-          <w:b w:val="0"/>
-          <w:i w:val="0"/>
-          <w:sz w:val="22"/>
-        </w:rPr>
-        <w:t>(b) Oral analgesics and observation for 2 weeks</w:t>
+        <w:t xml:space="preserve">Solution: Stridor at rest with retractions indicates significant upper airway obstruction in croup, requiring epinephrine and medical attention. Improvement with mist, normal color, and playfulness are reassuring.</w:t>
       </w:r>
     </w:p>
     <w:p>
-      <w:pPr>
-        <w:spacing w:after="0" w:before="0"/>
-      </w:pPr>
       <w:r>
-        <w:rPr>
-          <w:b w:val="0"/>
-          <w:i w:val="0"/>
-          <w:sz w:val="22"/>
-        </w:rPr>
-        <w:t>(c) Immediate amputation of the limb</w:t>
+        <w:t xml:space="preserve">Positive Marks: 1</w:t>
       </w:r>
     </w:p>
     <w:p>
-      <w:pPr>
-        <w:spacing w:after="0" w:before="0"/>
-      </w:pPr>
       <w:r>
-        <w:rPr>
-          <w:b w:val="0"/>
-          <w:i w:val="0"/>
-          <w:sz w:val="22"/>
-        </w:rPr>
-        <w:t>(d) Application of a heating pad only</w:t>
+        <w:t xml:space="preserve">Negative Marks: 0.25</w:t>
       </w:r>
     </w:p>
     <w:p>
-      <w:pPr>
-        <w:spacing w:after="0" w:before="40"/>
-      </w:pPr>
       <w:r>
-        <w:rPr>
-          <w:b/>
-          <w:i w:val="0"/>
-          <w:sz w:val="22"/>
-        </w:rPr>
-        <w:t>Answer: a</w:t>
+        <w:t xml:space="preserve"/>
       </w:r>
     </w:p>
     <w:p>
-      <w:pPr>
-        <w:spacing w:after="0" w:before="0"/>
-      </w:pPr>
       <w:r>
-        <w:rPr>
-          <w:b w:val="0"/>
-          <w:i w:val="0"/>
-          <w:sz w:val="21"/>
-        </w:rPr>
-        <w:t>Solution: Acute osteomyelitis is treated with prolonged IV antibiotics (4-6 weeks) after cultures (blood/bone). Surgery is needed only for abscess/debridement; amputation is reserved for severe refractory cases.</w:t>
+        <w:t xml:space="preserve">Question: A client at 28 weeks gestation is diagnosed with gestational diabetes. The nurse should teach the client to:</w:t>
       </w:r>
     </w:p>
     <w:p>
-      <w:pPr>
-        <w:spacing w:after="0" w:before="0"/>
-      </w:pPr>
       <w:r>
-        <w:rPr>
-          <w:b w:val="0"/>
-          <w:i w:val="0"/>
-          <w:sz w:val="20"/>
-        </w:rPr>
-        <w:t>Positive Marks: 1</w:t>
+        <w:t xml:space="preserve">(a) Monitor blood glucose and follow the meal plan</w:t>
       </w:r>
     </w:p>
     <w:p>
-      <w:pPr>
-        <w:spacing w:after="160" w:before="0"/>
-      </w:pPr>
       <w:r>
-        <w:rPr>
-          <w:b w:val="0"/>
-          <w:i w:val="0"/>
-          <w:sz w:val="20"/>
-        </w:rPr>
-        <w:t>Negative Marks: 0.25</w:t>
+        <w:t xml:space="preserve">(b) Skip breakfast to lower glucose</w:t>
       </w:r>
     </w:p>
     <w:p>
-      <w:pPr>
-        <w:spacing w:after="40" w:before="120"/>
-      </w:pPr>
       <w:r>
-        <w:rPr>
-          <w:b w:val="0"/>
-          <w:i w:val="0"/>
-          <w:sz w:val="22"/>
-        </w:rPr>
-        <w:t>Question: A client with acute kidney injury has oliguria, rising serum creatinine, and a serum potassium of 6.2 mEq/L. Which nursing action is the priority?</w:t>
+        <w:t xml:space="preserve">(c) Avoid all carbohydrates</w:t>
       </w:r>
     </w:p>
     <w:p>
-      <w:pPr>
-        <w:spacing w:after="0" w:before="0"/>
-      </w:pPr>
       <w:r>
-        <w:rPr>
-          <w:b w:val="0"/>
-          <w:i w:val="0"/>
-          <w:sz w:val="22"/>
-        </w:rPr>
-        <w:t>(a) Prepare for emergency treatment of hyperkalemia (e.g., calcium gluconate, insulin-glucose)</w:t>
+        <w:t xml:space="preserve">(d) Take extra insulin without monitoring</w:t>
       </w:r>
     </w:p>
     <w:p>
-      <w:pPr>
-        <w:spacing w:after="0" w:before="0"/>
-      </w:pPr>
       <w:r>
-        <w:rPr>
-          <w:b w:val="0"/>
-          <w:i w:val="0"/>
-          <w:sz w:val="22"/>
-        </w:rPr>
-        <w:t>(b) Encourage potassium-rich foods to balance electrolytes</w:t>
+        <w:t xml:space="preserve">Answer: a</w:t>
       </w:r>
     </w:p>
     <w:p>
-      <w:pPr>
-        <w:spacing w:after="0" w:before="0"/>
-      </w:pPr>
       <w:r>
-        <w:rPr>
-          <w:b w:val="0"/>
-          <w:i w:val="0"/>
-          <w:sz w:val="22"/>
-        </w:rPr>
-        <w:t>(c) Hold all fluids to prevent overload</w:t>
+        <w:t xml:space="preserve">Solution: Gestational diabetes is managed with glucose monitoring, a balanced meal plan with controlled carbohydrates, and insulin if needed. Skipping meals and extreme restriction are unsafe.</w:t>
       </w:r>
     </w:p>
     <w:p>
-      <w:pPr>
-        <w:spacing w:after="0" w:before="0"/>
-      </w:pPr>
       <w:r>
-        <w:rPr>
-          <w:b w:val="0"/>
-          <w:i w:val="0"/>
-          <w:sz w:val="22"/>
-        </w:rPr>
-        <w:t>(d) Administer a potassium-sparing diuretic</w:t>
+        <w:t xml:space="preserve">Positive Marks: 1</w:t>
       </w:r>
     </w:p>
     <w:p>
-      <w:pPr>
-        <w:spacing w:after="0" w:before="40"/>
-      </w:pPr>
       <w:r>
-        <w:rPr>
-          <w:b/>
-          <w:i w:val="0"/>
-          <w:sz w:val="22"/>
-        </w:rPr>
-        <w:t>Answer: a</w:t>
+        <w:t xml:space="preserve">Negative Marks: 0.25</w:t>
       </w:r>
     </w:p>
     <w:p>
-      <w:pPr>
-        <w:spacing w:after="0" w:before="0"/>
-      </w:pPr>
       <w:r>
-        <w:rPr>
-          <w:b w:val="0"/>
-          <w:i w:val="0"/>
-          <w:sz w:val="21"/>
-        </w:rPr>
-        <w:t>Solution: Hyperkalemia is the most immediately life-threatening complication of acute kidney injury and can cause fatal dysrhythmias; urgent treatment (calcium gluconate for cardiac protection, insulin-glucose, kayexalate, dialysis) is required. Potassium intake is restricted, not increased.</w:t>
+        <w:t xml:space="preserve"/>
       </w:r>
     </w:p>
     <w:p>
-      <w:pPr>
-        <w:spacing w:after="0" w:before="0"/>
-      </w:pPr>
       <w:r>
-        <w:rPr>
-          <w:b w:val="0"/>
-          <w:i w:val="0"/>
-          <w:sz w:val="20"/>
-        </w:rPr>
-        <w:t>Positive Marks: 1</w:t>
+        <w:t xml:space="preserve">Question: A mother calls the clinic and reports that her 6-month-old infant has a temperature of 38.5°C (101.3°F) and is irritable. The nurse should:</w:t>
       </w:r>
     </w:p>
     <w:p>
-      <w:pPr>
-        <w:spacing w:after="160" w:before="0"/>
-      </w:pPr>
       <w:r>
-        <w:rPr>
-          <w:b w:val="0"/>
-          <w:i w:val="0"/>
-          <w:sz w:val="20"/>
-        </w:rPr>
-        <w:t>Negative Marks: 0.25</w:t>
+        <w:t xml:space="preserve">(a) Advise the mother to bring the infant in for evaluation</w:t>
       </w:r>
     </w:p>
     <w:p>
-      <w:pPr>
-        <w:spacing w:after="40" w:before="120"/>
-      </w:pPr>
       <w:r>
-        <w:rPr>
-          <w:b w:val="0"/>
-          <w:i w:val="0"/>
-          <w:sz w:val="22"/>
-        </w:rPr>
-        <w:t>Question: Which action is correct when suctioning a client with a tracheostomy?</w:t>
+        <w:t xml:space="preserve">(b) Tell the mother to wait a week</w:t>
       </w:r>
     </w:p>
     <w:p>
-      <w:pPr>
-        <w:spacing w:after="0" w:before="0"/>
-      </w:pPr>
       <w:r>
-        <w:rPr>
-          <w:b w:val="0"/>
-          <w:i w:val="0"/>
-          <w:sz w:val="22"/>
-        </w:rPr>
-        <w:t>(a) Preoxygenate, insert the catheter without suction, and suction for no more than 10-15 seconds</w:t>
+        <w:t xml:space="preserve">(c) Recommend aspirin for the fever</w:t>
       </w:r>
     </w:p>
     <w:p>
-      <w:pPr>
-        <w:spacing w:after="0" w:before="0"/>
-      </w:pPr>
       <w:r>
-        <w:rPr>
-          <w:b w:val="0"/>
-          <w:i w:val="0"/>
-          <w:sz w:val="22"/>
-        </w:rPr>
-        <w:t>(b) Suction continuously for 2 minutes to clear secretions</w:t>
+        <w:t xml:space="preserve">(d) Tell the mother the fever is always harmless</w:t>
       </w:r>
     </w:p>
     <w:p>
-      <w:pPr>
-        <w:spacing w:after="0" w:before="0"/>
-      </w:pPr>
       <w:r>
-        <w:rPr>
-          <w:b w:val="0"/>
-          <w:i w:val="0"/>
-          <w:sz w:val="22"/>
-        </w:rPr>
-        <w:t>(c) Instill saline routinely before every suction pass</w:t>
+        <w:t xml:space="preserve">Answer: a</w:t>
       </w:r>
     </w:p>
     <w:p>
-      <w:pPr>
-        <w:spacing w:after="0" w:before="0"/>
-      </w:pPr>
       <w:r>
-        <w:rPr>
-          <w:b w:val="0"/>
-          <w:i w:val="0"/>
-          <w:sz w:val="22"/>
-        </w:rPr>
-        <w:t>(d) Suction as deeply as possible until the client coughs</w:t>
+        <w:t xml:space="preserve">Solution: Fever in young infants should be evaluated, especially with irritability — it may indicate a serious infection. Aspirin is never given to children (Reye syndrome risk).</w:t>
       </w:r>
     </w:p>
     <w:p>
-      <w:pPr>
-        <w:spacing w:after="0" w:before="40"/>
-      </w:pPr>
       <w:r>
-        <w:rPr>
-          <w:b/>
-          <w:i w:val="0"/>
-          <w:sz w:val="22"/>
-        </w:rPr>
-        <w:t>Answer: a</w:t>
+        <w:t xml:space="preserve">Positive Marks: 1</w:t>
       </w:r>
     </w:p>
     <w:p>
-      <w:pPr>
-        <w:spacing w:after="0" w:before="0"/>
-      </w:pPr>
       <w:r>
-        <w:rPr>
-          <w:b w:val="0"/>
-          <w:i w:val="0"/>
-          <w:sz w:val="21"/>
-        </w:rPr>
-        <w:t>Solution: Tracheostomy suctioning: preoxygenate, insert without suction, apply suction while withdrawing (rotating) for 10-15 seconds maximum, and allow recovery between passes. Longer suction causes hypoxia; routine saline instillation is not recommended.</w:t>
+        <w:t xml:space="preserve">Negative Marks: 0.25</w:t>
       </w:r>
     </w:p>
     <w:p>
-      <w:pPr>
-        <w:spacing w:after="0" w:before="0"/>
-      </w:pPr>
       <w:r>
-        <w:rPr>
-          <w:b w:val="0"/>
-          <w:i w:val="0"/>
-          <w:sz w:val="20"/>
-        </w:rPr>
-        <w:t>Positive Marks: 1</w:t>
+        <w:t xml:space="preserve"/>
       </w:r>
     </w:p>
     <w:p>
-      <w:pPr>
-        <w:spacing w:after="160" w:before="0"/>
-      </w:pPr>
       <w:r>
-        <w:rPr>
-          <w:b w:val="0"/>
-          <w:i w:val="0"/>
-          <w:sz w:val="20"/>
-        </w:rPr>
-        <w:t>Negative Marks: 0.25</w:t>
+        <w:t xml:space="preserve">Question: A newborn with a cleft palate is being fed. Which technique is most appropriate?</w:t>
       </w:r>
     </w:p>
     <w:p>
-      <w:pPr>
-        <w:spacing w:after="40" w:before="120"/>
-      </w:pPr>
       <w:r>
-        <w:rPr>
-          <w:b w:val="0"/>
-          <w:i w:val="0"/>
-          <w:sz w:val="22"/>
-        </w:rPr>
-        <w:t>Question: Which action is correct when caring for a client's dentures?</w:t>
+        <w:t xml:space="preserve">(a) Feed in an upright position using a special feeder, and burp frequently</w:t>
       </w:r>
     </w:p>
     <w:p>
-      <w:pPr>
-        <w:spacing w:after="0" w:before="0"/>
-      </w:pPr>
       <w:r>
-        <w:rPr>
-          <w:b w:val="0"/>
-          <w:i w:val="0"/>
-          <w:sz w:val="22"/>
-        </w:rPr>
-        <w:t>(a) Remove them at night and store them in a labeled container with water or soaking solution</w:t>
+        <w:t xml:space="preserve">(b) Feed lying flat</w:t>
       </w:r>
     </w:p>
     <w:p>
-      <w:pPr>
-        <w:spacing w:after="0" w:before="0"/>
-      </w:pPr>
       <w:r>
-        <w:rPr>
-          <w:b w:val="0"/>
-          <w:i w:val="0"/>
-          <w:sz w:val="22"/>
-        </w:rPr>
-        <w:t>(b) Keep them in the client's mouth 24 hours a day to maintain fit</w:t>
+        <w:t xml:space="preserve">(c) Use a regular bottle with a large hole</w:t>
       </w:r>
     </w:p>
     <w:p>
-      <w:pPr>
-        <w:spacing w:after="0" w:before="0"/>
-      </w:pPr>
       <w:r>
-        <w:rPr>
-          <w:b w:val="0"/>
-          <w:i w:val="0"/>
-          <w:sz w:val="22"/>
-        </w:rPr>
-        <w:t>(c) Clean them with hot water and abrasive paste</w:t>
+        <w:t xml:space="preserve">(d) Force the nipple into the cleft</w:t>
       </w:r>
     </w:p>
     <w:p>
-      <w:pPr>
-        <w:spacing w:after="0" w:before="0"/>
-      </w:pPr>
       <w:r>
-        <w:rPr>
-          <w:b w:val="0"/>
-          <w:i w:val="0"/>
-          <w:sz w:val="22"/>
-        </w:rPr>
-        <w:t>(d) Leave them at the bedside without a label</w:t>
+        <w:t xml:space="preserve">Answer: a</w:t>
       </w:r>
     </w:p>
     <w:p>
-      <w:pPr>
-        <w:spacing w:after="0" w:before="40"/>
-      </w:pPr>
       <w:r>
-        <w:rPr>
-          <w:b/>
-          <w:i w:val="0"/>
-          <w:sz w:val="22"/>
-        </w:rPr>
-        <w:t>Answer: a</w:t>
+        <w:t xml:space="preserve">Solution: Upright positioning with a specialized feeder (e.g., Haberman) and frequent burping prevent aspiration and choking in infants with cleft palate.</w:t>
       </w:r>
     </w:p>
     <w:p>
-      <w:pPr>
-        <w:spacing w:after="0" w:before="0"/>
-      </w:pPr>
       <w:r>
-        <w:rPr>
-          <w:b w:val="0"/>
-          <w:i w:val="0"/>
-          <w:sz w:val="21"/>
-        </w:rPr>
-        <w:t>Solution: Dentures are removed at night, cleaned, and stored in a labeled container with water/soaking solution to prevent drying, loss, and mix-ups. Hot water warps dentures; abrasive cleaners scratch them.</w:t>
+        <w:t xml:space="preserve">Positive Marks: 1</w:t>
       </w:r>
     </w:p>
     <w:p>
-      <w:pPr>
-        <w:spacing w:after="0" w:before="0"/>
-      </w:pPr>
       <w:r>
-        <w:rPr>
-          <w:b w:val="0"/>
-          <w:i w:val="0"/>
-          <w:sz w:val="20"/>
-        </w:rPr>
-        <w:t>Positive Marks: 1</w:t>
+        <w:t xml:space="preserve">Negative Marks: 0.25</w:t>
       </w:r>
     </w:p>
     <w:p>
-      <w:pPr>
-        <w:spacing w:after="160" w:before="0"/>
-      </w:pPr>
       <w:r>
-        <w:rPr>
-          <w:b w:val="0"/>
-          <w:i w:val="0"/>
-          <w:sz w:val="20"/>
-        </w:rPr>
-        <w:t>Negative Marks: 0.25</w:t>
+        <w:t xml:space="preserve"/>
       </w:r>
     </w:p>
     <w:p>
-      <w:pPr>
-        <w:spacing w:after="40" w:before="120"/>
-      </w:pPr>
       <w:r>
-        <w:rPr>
-          <w:b w:val="0"/>
-          <w:i w:val="0"/>
-          <w:sz w:val="22"/>
-        </w:rPr>
-        <w:t>Question: Which is the correct technique when transferring a client from the bed to a wheelchair?</w:t>
+        <w:t xml:space="preserve">Question: The nurse is caring for a child with a diagnosis of leukemia who is receiving chemotherapy. Which finding requires immediate intervention?</w:t>
       </w:r>
     </w:p>
     <w:p>
-      <w:pPr>
-        <w:spacing w:after="0" w:before="0"/>
-      </w:pPr>
       <w:r>
-        <w:rPr>
-          <w:b w:val="0"/>
-          <w:i w:val="0"/>
-          <w:sz w:val="22"/>
-        </w:rPr>
-        <w:t>(a) Lock the wheelchair brakes, position it at a 45-degree angle, and have the client stand using the stronger leg</w:t>
+        <w:t xml:space="preserve">(a) Temperature of 38.5°C (101.3°F)</w:t>
       </w:r>
     </w:p>
     <w:p>
-      <w:pPr>
-        <w:spacing w:after="0" w:before="0"/>
-      </w:pPr>
       <w:r>
-        <w:rPr>
-          <w:b w:val="0"/>
-          <w:i w:val="0"/>
-          <w:sz w:val="22"/>
-        </w:rPr>
-        <w:t>(b) Place the wheelchair directly facing the bed and let the client slide</w:t>
+        <w:t xml:space="preserve">(b) Mild nausea</w:t>
       </w:r>
     </w:p>
     <w:p>
-      <w:pPr>
-        <w:spacing w:after="0" w:before="0"/>
-      </w:pPr>
       <w:r>
-        <w:rPr>
-          <w:b w:val="0"/>
-          <w:i w:val="0"/>
-          <w:sz w:val="22"/>
-        </w:rPr>
-        <w:t>(c) Keep the brakes unlocked for easy movement</w:t>
+        <w:t xml:space="preserve">(c) Hair loss</w:t>
       </w:r>
     </w:p>
     <w:p>
-      <w:pPr>
-        <w:spacing w:after="0" w:before="0"/>
-      </w:pPr>
       <w:r>
-        <w:rPr>
-          <w:b w:val="0"/>
-          <w:i w:val="0"/>
-          <w:sz w:val="22"/>
-        </w:rPr>
-        <w:t>(d) Stand behind the wheelchair and pull the client backward</w:t>
+        <w:t xml:space="preserve">(d) Fatigue</w:t>
       </w:r>
     </w:p>
     <w:p>
-      <w:pPr>
-        <w:spacing w:after="0" w:before="40"/>
-      </w:pPr>
       <w:r>
-        <w:rPr>
-          <w:b/>
-          <w:i w:val="0"/>
-          <w:sz w:val="22"/>
-        </w:rPr>
-        <w:t>Answer: a</w:t>
+        <w:t xml:space="preserve">Answer: a</w:t>
       </w:r>
     </w:p>
     <w:p>
-      <w:pPr>
-        <w:spacing w:after="0" w:before="0"/>
-      </w:pPr>
       <w:r>
-        <w:rPr>
-          <w:b w:val="0"/>
-          <w:i w:val="0"/>
-          <w:sz w:val="21"/>
-        </w:rPr>
-        <w:t>Solution: Safe transfer: lock brakes, position the chair at an angle to the bed, and pivot the client onto the chair using the stronger leg and a gait belt. Unlocked brakes and pulling backward risk falls.</w:t>
+        <w:t xml:space="preserve">Solution: Fever in a neutropenic child is an emergency — infection can be fatal. Blood cultures are drawn and broad-spectrum antibiotics started promptly. Nausea, hair loss, and fatigue are expected chemo effects.</w:t>
       </w:r>
     </w:p>
     <w:p>
-      <w:pPr>
-        <w:spacing w:after="0" w:before="0"/>
-      </w:pPr>
       <w:r>
-        <w:rPr>
-          <w:b w:val="0"/>
-          <w:i w:val="0"/>
-          <w:sz w:val="20"/>
-        </w:rPr>
-        <w:t>Positive Marks: 1</w:t>
+        <w:t xml:space="preserve">Positive Marks: 1</w:t>
       </w:r>
     </w:p>
     <w:p>
-      <w:pPr>
-        <w:spacing w:after="160" w:before="0"/>
-      </w:pPr>
       <w:r>
-        <w:rPr>
-          <w:b w:val="0"/>
-          <w:i w:val="0"/>
-          <w:sz w:val="20"/>
-        </w:rPr>
-        <w:t>Negative Marks: 0.25</w:t>
+        <w:t xml:space="preserve">Negative Marks: 0.25</w:t>
       </w:r>
     </w:p>
     <w:p>
-      <w:pPr>
-        <w:spacing w:after="40" w:before="120"/>
-      </w:pPr>
       <w:r>
-        <w:rPr>
-          <w:b w:val="0"/>
-          <w:i w:val="0"/>
-          <w:sz w:val="22"/>
-        </w:rPr>
-        <w:t>Question: When is the newborn's first bath best given?</w:t>
+        <w:t xml:space="preserve">Question: A client with a diagnosis of obsessive-compulsive disorder spends hours washing her hands. Which nursing intervention is most appropriate?</w:t>
       </w:r>
     </w:p>
     <w:p>
-      <w:pPr>
-        <w:spacing w:after="0" w:before="0"/>
-      </w:pPr>
       <w:r>
-        <w:rPr>
-          <w:b w:val="0"/>
-          <w:i w:val="0"/>
-          <w:sz w:val="22"/>
-        </w:rPr>
-        <w:t>(a) After the infant's temperature has stabilized, usually at least 2-4 hours after birth</w:t>
+        <w:t xml:space="preserve">(a) Set limits on the ritual and offer alternative activities</w:t>
       </w:r>
     </w:p>
     <w:p>
-      <w:pPr>
-        <w:spacing w:after="0" w:before="0"/>
-      </w:pPr>
       <w:r>
-        <w:rPr>
-          <w:b w:val="0"/>
-          <w:i w:val="0"/>
-          <w:sz w:val="22"/>
-        </w:rPr>
-        <w:t>(b) Immediately after birth before any assessments</w:t>
+        <w:t xml:space="preserve">(b) Remove all soap and water</w:t>
       </w:r>
     </w:p>
     <w:p>
-      <w:pPr>
-        <w:spacing w:after="0" w:before="0"/>
-      </w:pPr>
       <w:r>
-        <w:rPr>
-          <w:b w:val="0"/>
-          <w:i w:val="0"/>
-          <w:sz w:val="22"/>
-        </w:rPr>
-        <w:t>(c) Within 10 minutes of delivery</w:t>
+        <w:t xml:space="preserve">(c) Allow unlimited ritual time</w:t>
       </w:r>
     </w:p>
     <w:p>
-      <w:pPr>
-        <w:spacing w:after="0" w:before="0"/>
-      </w:pPr>
       <w:r>
-        <w:rPr>
-          <w:b w:val="0"/>
-          <w:i w:val="0"/>
-          <w:sz w:val="22"/>
-        </w:rPr>
-        <w:t>(d) Only after the cord falls off</w:t>
+        <w:t xml:space="preserve">(d) Scold the client for the behavior</w:t>
       </w:r>
     </w:p>
     <w:p>
-      <w:pPr>
-        <w:spacing w:after="0" w:before="40"/>
-      </w:pPr>
       <w:r>
-        <w:rPr>
-          <w:b/>
-          <w:i w:val="0"/>
-          <w:sz w:val="22"/>
-        </w:rPr>
-        <w:t>Answer: a</w:t>
+        <w:t xml:space="preserve">Answer: a</w:t>
       </w:r>
     </w:p>
     <w:p>
-      <w:pPr>
-        <w:spacing w:after="0" w:before="0"/>
-      </w:pPr>
       <w:r>
-        <w:rPr>
-          <w:b w:val="0"/>
-          <w:i w:val="0"/>
-          <w:sz w:val="21"/>
-        </w:rPr>
-        <w:t>Solution: The first bath is delayed until the newborn's temperature stabilizes (thermoregulation is immature); bathing too early causes cold stress. The bath is given with warm water and rapid drying.</w:t>
+        <w:t xml:space="preserve">Solution: The nurse sets consistent limits on ritual time and redirects the client to other activities while providing support. Removing supplies and scolding increase anxiety.</w:t>
       </w:r>
     </w:p>
     <w:p>
-      <w:pPr>
-        <w:spacing w:after="0" w:before="0"/>
-      </w:pPr>
       <w:r>
-        <w:rPr>
-          <w:b w:val="0"/>
-          <w:i w:val="0"/>
-          <w:sz w:val="20"/>
-        </w:rPr>
-        <w:t>Positive Marks: 1</w:t>
+        <w:t xml:space="preserve">Positive Marks: 1</w:t>
       </w:r>
     </w:p>
     <w:p>
-      <w:pPr>
-        <w:spacing w:after="160" w:before="0"/>
-      </w:pPr>
       <w:r>
-        <w:rPr>
-          <w:b w:val="0"/>
-          <w:i w:val="0"/>
-          <w:sz w:val="20"/>
-        </w:rPr>
-        <w:t>Negative Marks: 0.25</w:t>
+        <w:t xml:space="preserve">Negative Marks: 0.25</w:t>
       </w:r>
     </w:p>
     <w:p>
-      <w:pPr>
-        <w:spacing w:after="40" w:before="120"/>
-      </w:pPr>
       <w:r>
-        <w:rPr>
-          <w:b w:val="0"/>
-          <w:i w:val="0"/>
-          <w:sz w:val="22"/>
-        </w:rPr>
-        <w:t>Question: Which newborn reflex is elicited by a sudden loud noise or jarring movement, causing symmetric abduction and extension of the arms followed by adduction?</w:t>
+        <w:t xml:space="preserve"/>
       </w:r>
     </w:p>
     <w:p>
-      <w:pPr>
-        <w:spacing w:after="0" w:before="0"/>
-      </w:pPr>
       <w:r>
-        <w:rPr>
-          <w:b w:val="0"/>
-          <w:i w:val="0"/>
-          <w:sz w:val="22"/>
-        </w:rPr>
-        <w:t>(a) Moro reflex</w:t>
+        <w:t xml:space="preserve">Question: A client with schizophrenia is refusing to take medication, stating, "The pills are poisoned." The best nursing response is:</w:t>
       </w:r>
     </w:p>
     <w:p>
-      <w:pPr>
-        <w:spacing w:after="0" w:before="0"/>
-      </w:pPr>
       <w:r>
-        <w:rPr>
-          <w:b w:val="0"/>
-          <w:i w:val="0"/>
-          <w:sz w:val="22"/>
-        </w:rPr>
-        <w:t>(b) Rooting reflex</w:t>
+        <w:t xml:space="preserve">(a) "I understand you are worried. This medication will help you, and it is safe."</w:t>
       </w:r>
     </w:p>
     <w:p>
-      <w:pPr>
-        <w:spacing w:after="0" w:before="0"/>
-      </w:pPr>
       <w:r>
-        <w:rPr>
-          <w:b w:val="0"/>
-          <w:i w:val="0"/>
-          <w:sz w:val="22"/>
-        </w:rPr>
-        <w:t>(c) Palmar grasp</w:t>
+        <w:t xml:space="preserve">(b) "You are wrong, take it now."</w:t>
       </w:r>
     </w:p>
     <w:p>
-      <w:pPr>
-        <w:spacing w:after="0" w:before="0"/>
-      </w:pPr>
       <w:r>
-        <w:rPr>
-          <w:b w:val="0"/>
-          <w:i w:val="0"/>
-          <w:sz w:val="22"/>
-        </w:rPr>
-        <w:t>(d) Babinski reflex</w:t>
+        <w:t xml:space="preserve">(c) "Fine, don't take it."</w:t>
       </w:r>
     </w:p>
     <w:p>
-      <w:pPr>
-        <w:spacing w:after="0" w:before="40"/>
-      </w:pPr>
       <w:r>
-        <w:rPr>
-          <w:b/>
-          <w:i w:val="0"/>
-          <w:sz w:val="22"/>
-        </w:rPr>
-        <w:t>Answer: a</w:t>
+        <w:t xml:space="preserve">(d) "The poison will hurt you."</w:t>
       </w:r>
     </w:p>
     <w:p>
-      <w:pPr>
-        <w:spacing w:after="0" w:before="0"/>
-      </w:pPr>
       <w:r>
-        <w:rPr>
-          <w:b w:val="0"/>
-          <w:i w:val="0"/>
-          <w:sz w:val="21"/>
-        </w:rPr>
-        <w:t>Solution: The Moro (startle) reflex—arms abduct/extend then adduct (as if embracing)—is elicited by sudden noise or movement and normally disappears by 3-4 months. Rooting is turning toward a cheek touch; palmar grasp is finger flexion.</w:t>
+        <w:t xml:space="preserve">Answer: a</w:t>
       </w:r>
     </w:p>
     <w:p>
-      <w:pPr>
-        <w:spacing w:after="0" w:before="0"/>
-      </w:pPr>
       <w:r>
-        <w:rPr>
-          <w:b w:val="0"/>
-          <w:i w:val="0"/>
-          <w:sz w:val="20"/>
-        </w:rPr>
-        <w:t>Positive Marks: 1</w:t>
+        <w:t xml:space="preserve">Solution: The nurse acknowledges the concern without arguing with the delusion, provides factual reassurance, and explains the medication's benefits. Arguing and giving in are ineffective.</w:t>
       </w:r>
     </w:p>
     <w:p>
-      <w:pPr>
-        <w:spacing w:after="160" w:before="0"/>
-      </w:pPr>
       <w:r>
-        <w:rPr>
-          <w:b w:val="0"/>
-          <w:i w:val="0"/>
-          <w:sz w:val="20"/>
-        </w:rPr>
-        <w:t>Negative Marks: 0.25</w:t>
+        <w:t xml:space="preserve">Positive Marks: 1</w:t>
       </w:r>
     </w:p>
     <w:p>
-      <w:pPr>
-        <w:spacing w:after="40" w:before="120"/>
-      </w:pPr>
       <w:r>
-        <w:rPr>
-          <w:b w:val="0"/>
-          <w:i w:val="0"/>
-          <w:sz w:val="22"/>
-        </w:rPr>
-        <w:t>Question: A client in a manic episode is too restless to sit for meals and is losing weight. Which nursing intervention is most appropriate?</w:t>
+        <w:t xml:space="preserve">Negative Marks: 0.25</w:t>
       </w:r>
     </w:p>
     <w:p>
-      <w:pPr>
-        <w:spacing w:after="0" w:before="0"/>
-      </w:pPr>
       <w:r>
-        <w:rPr>
-          <w:b w:val="0"/>
-          <w:i w:val="0"/>
-          <w:sz w:val="22"/>
-        </w:rPr>
-        <w:t>(a) Offer high-calorie finger foods and fluids frequently throughout the day</w:t>
+        <w:t xml:space="preserve"/>
       </w:r>
     </w:p>
     <w:p>
-      <w:pPr>
-        <w:spacing w:after="0" w:before="0"/>
-      </w:pPr>
       <w:r>
-        <w:rPr>
-          <w:b w:val="0"/>
-          <w:i w:val="0"/>
-          <w:sz w:val="22"/>
-        </w:rPr>
-        <w:t>(b) Restrict food until the client sits still</w:t>
+        <w:t xml:space="preserve">Question: A nurse is caring for a client with a diagnosis of bipolar disorder who is in the depressive phase. Which nursing intervention is most important?</w:t>
       </w:r>
     </w:p>
     <w:p>
-      <w:pPr>
-        <w:spacing w:after="0" w:before="0"/>
-      </w:pPr>
       <w:r>
-        <w:rPr>
-          <w:b w:val="0"/>
-          <w:i w:val="0"/>
-          <w:sz w:val="22"/>
-        </w:rPr>
-        <w:t>(c) Serve only a large formal meal at fixed times</w:t>
+        <w:t xml:space="preserve">(a) Assess for suicidal ideation and ensure safety</w:t>
       </w:r>
     </w:p>
     <w:p>
-      <w:pPr>
-        <w:spacing w:after="0" w:before="0"/>
-      </w:pPr>
       <w:r>
-        <w:rPr>
-          <w:b w:val="0"/>
-          <w:i w:val="0"/>
-          <w:sz w:val="22"/>
-        </w:rPr>
-        <w:t>(d) Give caffeinated drinks to increase energy</w:t>
+        <w:t xml:space="preserve">(b) Encourage the client to take on new responsibilities</w:t>
       </w:r>
     </w:p>
     <w:p>
-      <w:pPr>
-        <w:spacing w:after="0" w:before="40"/>
-      </w:pPr>
       <w:r>
-        <w:rPr>
-          <w:b/>
-          <w:i w:val="0"/>
-          <w:sz w:val="22"/>
-        </w:rPr>
-        <w:t>Answer: a</w:t>
+        <w:t xml:space="preserve">(c) Isolate the client from others</w:t>
       </w:r>
     </w:p>
     <w:p>
-      <w:pPr>
-        <w:spacing w:after="0" w:before="0"/>
-      </w:pPr>
       <w:r>
-        <w:rPr>
-          <w:b w:val="0"/>
-          <w:i w:val="0"/>
-          <w:sz w:val="21"/>
-        </w:rPr>
-        <w:t>Solution: Manic clients burn many calories and cannot sit through meals; frequent high-calorie finger foods and fluids prevent malnutrition and dehydration. Restricting food and caffeine (stimulant) are inappropriate.</w:t>
+        <w:t xml:space="preserve">(d) Give the client unrestricted access to sharp objects</w:t>
       </w:r>
     </w:p>
     <w:p>
-      <w:pPr>
-        <w:spacing w:after="0" w:before="0"/>
-      </w:pPr>
       <w:r>
-        <w:rPr>
-          <w:b w:val="0"/>
-          <w:i w:val="0"/>
-          <w:sz w:val="20"/>
-        </w:rPr>
-        <w:t>Positive Marks: 1</w:t>
+        <w:t xml:space="preserve">Answer: a</w:t>
       </w:r>
     </w:p>
     <w:p>
-      <w:pPr>
-        <w:spacing w:after="160" w:before="0"/>
-      </w:pPr>
       <w:r>
-        <w:rPr>
-          <w:b w:val="0"/>
-          <w:i w:val="0"/>
-          <w:sz w:val="20"/>
-        </w:rPr>
-        <w:t>Negative Marks: 0.25</w:t>
+        <w:t xml:space="preserve">Solution: Suicide risk is highest in the depressive phase of bipolar disorder; the nurse assesses suicidal ideation, ensures a safe environment, and observes closely.</w:t>
       </w:r>
     </w:p>
     <w:p>
-      <w:pPr>
-        <w:spacing w:after="40" w:before="120"/>
-      </w:pPr>
       <w:r>
-        <w:rPr>
-          <w:b w:val="0"/>
-          <w:i w:val="0"/>
-          <w:sz w:val="22"/>
-        </w:rPr>
-        <w:t>Question: During which phase of the nurse-client relationship does the client begin to trust the nurse and explore problems, after initial orientation?</w:t>
+        <w:t xml:space="preserve">Positive Marks: 1</w:t>
       </w:r>
     </w:p>
     <w:p>
-      <w:pPr>
-        <w:spacing w:after="0" w:before="0"/>
-      </w:pPr>
       <w:r>
-        <w:rPr>
-          <w:b w:val="0"/>
-          <w:i w:val="0"/>
-          <w:sz w:val="22"/>
-        </w:rPr>
-        <w:t>(a) Working phase</w:t>
+        <w:t xml:space="preserve">Negative Marks: 0.25</w:t>
       </w:r>
     </w:p>
     <w:p>
-      <w:pPr>
-        <w:spacing w:after="0" w:before="0"/>
-      </w:pPr>
       <w:r>
-        <w:rPr>
-          <w:b w:val="0"/>
-          <w:i w:val="0"/>
-          <w:sz w:val="22"/>
-        </w:rPr>
-        <w:t>(b) Termination phase</w:t>
+        <w:t xml:space="preserve"/>
       </w:r>
     </w:p>
     <w:p>
-      <w:pPr>
-        <w:spacing w:after="0" w:before="0"/>
-      </w:pPr>
       <w:r>
-        <w:rPr>
-          <w:b w:val="0"/>
-          <w:i w:val="0"/>
-          <w:sz w:val="22"/>
-        </w:rPr>
-        <w:t>(c) Pre-interaction phase</w:t>
+        <w:t xml:space="preserve">Question: A community health nurse is conducting a door-to-door survey to identify cases of tuberculosis. This activity is an example of:</w:t>
       </w:r>
     </w:p>
     <w:p>
-      <w:pPr>
-        <w:spacing w:after="0" w:before="0"/>
-      </w:pPr>
       <w:r>
-        <w:rPr>
-          <w:b w:val="0"/>
-          <w:i w:val="0"/>
-          <w:sz w:val="22"/>
-        </w:rPr>
-        <w:t>(d) Post-termination phase</w:t>
+        <w:t xml:space="preserve">(a) Active surveillance</w:t>
       </w:r>
     </w:p>
     <w:p>
-      <w:pPr>
-        <w:spacing w:after="0" w:before="40"/>
-      </w:pPr>
       <w:r>
-        <w:rPr>
-          <w:b/>
-          <w:i w:val="0"/>
-          <w:sz w:val="22"/>
-        </w:rPr>
-        <w:t>Answer: a</w:t>
+        <w:t xml:space="preserve">(b) Passive surveillance</w:t>
       </w:r>
     </w:p>
     <w:p>
-      <w:pPr>
-        <w:spacing w:after="0" w:before="0"/>
-      </w:pPr>
       <w:r>
-        <w:rPr>
-          <w:b w:val="0"/>
-          <w:i w:val="0"/>
-          <w:sz w:val="21"/>
-        </w:rPr>
-        <w:t>Solution: The working phase follows orientation: the client develops trust, explores feelings, and works on goals. Termination closes the relationship; pre-interaction occurs before the first meeting.</w:t>
+        <w:t xml:space="preserve">(c) Health education</w:t>
       </w:r>
     </w:p>
     <w:p>
-      <w:pPr>
-        <w:spacing w:after="0" w:before="0"/>
-      </w:pPr>
       <w:r>
-        <w:rPr>
-          <w:b w:val="0"/>
-          <w:i w:val="0"/>
-          <w:sz w:val="20"/>
-        </w:rPr>
-        <w:t>Positive Marks: 1</w:t>
+        <w:t xml:space="preserve">(d) Program evaluation</w:t>
       </w:r>
     </w:p>
     <w:p>
-      <w:pPr>
-        <w:spacing w:after="160" w:before="0"/>
-      </w:pPr>
       <w:r>
-        <w:rPr>
-          <w:b w:val="0"/>
-          <w:i w:val="0"/>
-          <w:sz w:val="20"/>
-        </w:rPr>
-        <w:t>Negative Marks: 0.25</w:t>
+        <w:t xml:space="preserve">Answer: a</w:t>
       </w:r>
     </w:p>
     <w:p>
-      <w:pPr>
-        <w:spacing w:after="40" w:before="120"/>
-      </w:pPr>
       <w:r>
-        <w:rPr>
-          <w:b w:val="0"/>
-          <w:i w:val="0"/>
-          <w:sz w:val="22"/>
-        </w:rPr>
-        <w:t>Question: Which finding suggests that a toddler is physically ready to begin toilet training?</w:t>
+        <w:t xml:space="preserve">Solution: Actively seeking cases through home visits and screening is active surveillance. Passive surveillance relies on reports from health facilities.</w:t>
       </w:r>
     </w:p>
     <w:p>
-      <w:pPr>
-        <w:spacing w:after="0" w:before="0"/>
-      </w:pPr>
       <w:r>
-        <w:rPr>
-          <w:b w:val="0"/>
-          <w:i w:val="0"/>
-          <w:sz w:val="22"/>
-        </w:rPr>
-        <w:t>(a) The child stays dry for about 2 hours and can pull pants up and down</w:t>
+        <w:t xml:space="preserve">Positive Marks: 1</w:t>
       </w:r>
     </w:p>
     <w:p>
-      <w:pPr>
-        <w:spacing w:after="0" w:before="0"/>
-      </w:pPr>
       <w:r>
-        <w:rPr>
-          <w:b w:val="0"/>
-          <w:i w:val="0"/>
-          <w:sz w:val="22"/>
-        </w:rPr>
-        <w:t>(b) The child is 6 months old</w:t>
+        <w:t xml:space="preserve">Negative Marks: 0.25</w:t>
       </w:r>
     </w:p>
     <w:p>
-      <w:pPr>
-        <w:spacing w:after="0" w:before="0"/>
-      </w:pPr>
       <w:r>
-        <w:rPr>
-          <w:b w:val="0"/>
-          <w:i w:val="0"/>
-          <w:sz w:val="22"/>
-        </w:rPr>
-        <w:t>(c) The child is fully night-trained before day training</w:t>
+        <w:t xml:space="preserve"/>
       </w:r>
     </w:p>
     <w:p>
-      <w:pPr>
-        <w:spacing w:after="0" w:before="0"/>
-      </w:pPr>
       <w:r>
-        <w:rPr>
-          <w:b w:val="0"/>
-          <w:i w:val="0"/>
-          <w:sz w:val="22"/>
-        </w:rPr>
-        <w:t>(d) The child shows no interest in the potty</w:t>
+        <w:t xml:space="preserve">Question: A nurse is calculating the stillbirth rate in a district. The numerator for this rate is:</w:t>
       </w:r>
     </w:p>
     <w:p>
-      <w:pPr>
-        <w:spacing w:after="0" w:before="40"/>
-      </w:pPr>
       <w:r>
-        <w:rPr>
-          <w:b/>
-          <w:i w:val="0"/>
-          <w:sz w:val="22"/>
-        </w:rPr>
-        <w:t>Answer: a</w:t>
+        <w:t xml:space="preserve">(a) Fetal deaths at 28 weeks or more gestation</w:t>
       </w:r>
     </w:p>
     <w:p>
-      <w:pPr>
-        <w:spacing w:after="0" w:before="0"/>
-      </w:pPr>
       <w:r>
-        <w:rPr>
-          <w:b w:val="0"/>
-          <w:i w:val="0"/>
-          <w:sz w:val="21"/>
-        </w:rPr>
-        <w:t>Solution: Readiness signs include bladder control (dry for ~2 hours), motor skills to pull pants up/down, and interest/awareness of elimination. Beginning too early prolongs training; nighttime control usually comes later than daytime.</w:t>
+        <w:t xml:space="preserve">(b) Live births only</w:t>
       </w:r>
     </w:p>
     <w:p>
-      <w:pPr>
-        <w:spacing w:after="0" w:before="0"/>
-      </w:pPr>
       <w:r>
-        <w:rPr>
-          <w:b w:val="0"/>
-          <w:i w:val="0"/>
-          <w:sz w:val="20"/>
-        </w:rPr>
-        <w:t>Positive Marks: 1</w:t>
+        <w:t xml:space="preserve">(c) Neonatal deaths</w:t>
       </w:r>
     </w:p>
     <w:p>
-      <w:pPr>
-        <w:spacing w:after="160" w:before="0"/>
-      </w:pPr>
       <w:r>
-        <w:rPr>
-          <w:b w:val="0"/>
-          <w:i w:val="0"/>
-          <w:sz w:val="20"/>
-        </w:rPr>
-        <w:t>Negative Marks: 0.25</w:t>
+        <w:t xml:space="preserve">(d) Maternal deaths</w:t>
       </w:r>
     </w:p>
     <w:p>
-      <w:pPr>
-        <w:spacing w:after="40" w:before="120"/>
-      </w:pPr>
       <w:r>
-        <w:rPr>
-          <w:b w:val="0"/>
-          <w:i w:val="0"/>
-          <w:sz w:val="22"/>
-        </w:rPr>
-        <w:t>Question: Which instruction is most important for preventing sudden infant death syndrome (SIDS)?</w:t>
+        <w:t xml:space="preserve">Answer: a</w:t>
       </w:r>
     </w:p>
     <w:p>
-      <w:pPr>
-        <w:spacing w:after="0" w:before="0"/>
-      </w:pPr>
       <w:r>
-        <w:rPr>
-          <w:b w:val="0"/>
-          <w:i w:val="0"/>
-          <w:sz w:val="22"/>
-        </w:rPr>
-        <w:t>(a) Place the infant on the back for every sleep on a firm mattress with no soft bedding</w:t>
+        <w:t xml:space="preserve">Solution: The stillbirth (late fetal death) rate uses fetal deaths at 28+ weeks per 1000 total births. Neonatal and maternal deaths use different numerators.</w:t>
       </w:r>
     </w:p>
     <w:p>
-      <w:pPr>
-        <w:spacing w:after="0" w:before="0"/>
-      </w:pPr>
       <w:r>
-        <w:rPr>
-          <w:b w:val="0"/>
-          <w:i w:val="0"/>
-          <w:sz w:val="22"/>
-        </w:rPr>
-        <w:t>(b) Place the infant prone on a soft pillow</w:t>
+        <w:t xml:space="preserve">Positive Marks: 1</w:t>
       </w:r>
     </w:p>
     <w:p>
-      <w:pPr>
-        <w:spacing w:after="0" w:before="0"/>
-      </w:pPr>
       <w:r>
-        <w:rPr>
-          <w:b w:val="0"/>
-          <w:i w:val="0"/>
-          <w:sz w:val="22"/>
-        </w:rPr>
-        <w:t>(c) Cover the infant's head with a light blanket</w:t>
+        <w:t xml:space="preserve">Negative Marks: 0.25</w:t>
       </w:r>
     </w:p>
     <w:p>
-      <w:pPr>
-        <w:spacing w:after="0" w:before="0"/>
-      </w:pPr>
       <w:r>
-        <w:rPr>
-          <w:b w:val="0"/>
-          <w:i w:val="0"/>
-          <w:sz w:val="22"/>
-        </w:rPr>
-        <w:t>(d) Use bumper pads in the crib</w:t>
+        <w:t xml:space="preserve"/>
       </w:r>
     </w:p>
     <w:p>
-      <w:pPr>
-        <w:spacing w:after="0" w:before="40"/>
-      </w:pPr>
       <w:r>
-        <w:rPr>
-          <w:b/>
-          <w:i w:val="0"/>
-          <w:sz w:val="22"/>
-        </w:rPr>
-        <w:t>Answer: a</w:t>
+        <w:t xml:space="preserve">Question: A client is prescribed 750 mg of a medication. The available concentration is 250 mg per tablet. The nurse should administer:</w:t>
       </w:r>
     </w:p>
     <w:p>
-      <w:pPr>
-        <w:spacing w:after="0" w:before="0"/>
-      </w:pPr>
       <w:r>
-        <w:rPr>
-          <w:b w:val="0"/>
-          <w:i w:val="0"/>
-          <w:sz w:val="21"/>
-        </w:rPr>
-        <w:t>Solution: Supine sleep on a firm, flat mattress without pillows, blankets, bumper pads, or toys reduces SIDS risk. Prone sleeping, soft bedding, and loose blankets increase risk.</w:t>
+        <w:t xml:space="preserve">(a) Three tablets</w:t>
       </w:r>
     </w:p>
     <w:p>
-      <w:pPr>
-        <w:spacing w:after="0" w:before="0"/>
-      </w:pPr>
       <w:r>
-        <w:rPr>
-          <w:b w:val="0"/>
-          <w:i w:val="0"/>
-          <w:sz w:val="20"/>
-        </w:rPr>
-        <w:t>Positive Marks: 1</w:t>
+        <w:t xml:space="preserve">(b) One tablet</w:t>
       </w:r>
     </w:p>
     <w:p>
-      <w:pPr>
-        <w:spacing w:after="160" w:before="0"/>
-      </w:pPr>
       <w:r>
-        <w:rPr>
-          <w:b w:val="0"/>
-          <w:i w:val="0"/>
-          <w:sz w:val="20"/>
-        </w:rPr>
-        <w:t>Negative Marks: 0.25</w:t>
+        <w:t xml:space="preserve">(c) Half a tablet</w:t>
       </w:r>
     </w:p>
     <w:p>
-      <w:pPr>
-        <w:spacing w:after="40" w:before="120"/>
-      </w:pPr>
       <w:r>
-        <w:rPr>
-          <w:b w:val="0"/>
-          <w:i w:val="0"/>
-          <w:sz w:val="22"/>
-        </w:rPr>
-        <w:t>Question: Under the national immunization schedule, vitamin A supplementation is first given along with which vaccine?</w:t>
+        <w:t xml:space="preserve">(d) Two tablets</w:t>
       </w:r>
     </w:p>
     <w:p>
-      <w:pPr>
-        <w:spacing w:after="0" w:before="0"/>
-      </w:pPr>
       <w:r>
-        <w:rPr>
-          <w:b w:val="0"/>
-          <w:i w:val="0"/>
-          <w:sz w:val="22"/>
-        </w:rPr>
-        <w:t>(a) Measles-rubella at 9 months</w:t>
+        <w:t xml:space="preserve">Answer: a</w:t>
       </w:r>
     </w:p>
     <w:p>
-      <w:pPr>
-        <w:spacing w:after="0" w:before="0"/>
-      </w:pPr>
       <w:r>
-        <w:rPr>
-          <w:b w:val="0"/>
-          <w:i w:val="0"/>
-          <w:sz w:val="22"/>
-        </w:rPr>
-        <w:t>(b) BCG at birth</w:t>
+        <w:t xml:space="preserve">Solution: 750 mg ÷ 250 mg = 3 tablets.</w:t>
       </w:r>
     </w:p>
     <w:p>
-      <w:pPr>
-        <w:spacing w:after="0" w:before="0"/>
-      </w:pPr>
       <w:r>
-        <w:rPr>
-          <w:b w:val="0"/>
-          <w:i w:val="0"/>
-          <w:sz w:val="22"/>
-        </w:rPr>
-        <w:t>(c) DPT-3 at 14 weeks</w:t>
+        <w:t xml:space="preserve">Positive Marks: 1</w:t>
       </w:r>
     </w:p>
     <w:p>
-      <w:pPr>
-        <w:spacing w:after="0" w:before="0"/>
-      </w:pPr>
       <w:r>
-        <w:rPr>
-          <w:b w:val="0"/>
-          <w:i w:val="0"/>
-          <w:sz w:val="22"/>
-        </w:rPr>
-        <w:t>(d) OPV-0 at birth</w:t>
+        <w:t xml:space="preserve">Negative Marks: 0.25</w:t>
       </w:r>
     </w:p>
     <w:p>
-      <w:pPr>
-        <w:spacing w:after="0" w:before="40"/>
-      </w:pPr>
       <w:r>
-        <w:rPr>
-          <w:b/>
-          <w:i w:val="0"/>
-          <w:sz w:val="22"/>
-        </w:rPr>
-        <w:t>Answer: a</w:t>
+        <w:t xml:space="preserve"/>
       </w:r>
     </w:p>
     <w:p>
-      <w:pPr>
-        <w:spacing w:after="0" w:before="0"/>
-      </w:pPr>
       <w:r>
-        <w:rPr>
-          <w:b w:val="0"/>
-          <w:i w:val="0"/>
-          <w:sz w:val="21"/>
-        </w:rPr>
-        <w:t>Solution: The first dose of vitamin A (100,000 IU) is given at 9 months along with the measles-rubella vaccine; subsequent doses (200,000 IU) follow at 18, 24, and 30-36 months.</w:t>
+        <w:t xml:space="preserve">Question: An IV of 600 mL is to infuse over 5 hours with a drop factor of 20 gtt/mL. The flow rate is:</w:t>
       </w:r>
     </w:p>
     <w:p>
-      <w:pPr>
-        <w:spacing w:after="0" w:before="0"/>
-      </w:pPr>
       <w:r>
-        <w:rPr>
-          <w:b w:val="0"/>
-          <w:i w:val="0"/>
-          <w:sz w:val="20"/>
-        </w:rPr>
-        <w:t>Positive Marks: 1</w:t>
+        <w:t xml:space="preserve">(a) 40 gtt/min</w:t>
       </w:r>
     </w:p>
     <w:p>
-      <w:pPr>
-        <w:spacing w:after="160" w:before="0"/>
-      </w:pPr>
       <w:r>
-        <w:rPr>
-          <w:b w:val="0"/>
-          <w:i w:val="0"/>
-          <w:sz w:val="20"/>
-        </w:rPr>
-        <w:t>Negative Marks: 0.25</w:t>
+        <w:t xml:space="preserve">(b) 30 gtt/min</w:t>
       </w:r>
     </w:p>
     <w:p>
-      <w:pPr>
-        <w:spacing w:after="40" w:before="120"/>
-      </w:pPr>
       <w:r>
-        <w:rPr>
-          <w:b w:val="0"/>
-          <w:i w:val="0"/>
-          <w:sz w:val="22"/>
-        </w:rPr>
-        <w:t>Question: Which statement correctly describes the bag technique used during home visits by a community health nurse?</w:t>
+        <w:t xml:space="preserve">(c) 50 gtt/min</w:t>
       </w:r>
     </w:p>
     <w:p>
-      <w:pPr>
-        <w:spacing w:after="0" w:before="0"/>
-      </w:pPr>
       <w:r>
-        <w:rPr>
-          <w:b w:val="0"/>
-          <w:i w:val="0"/>
-          <w:sz w:val="22"/>
-        </w:rPr>
-        <w:t>(a) The bag is placed on a clean surface, and the nurse washes hands before and after using equipment</w:t>
+        <w:t xml:space="preserve">(d) 24 gtt/min</w:t>
       </w:r>
     </w:p>
     <w:p>
-      <w:pPr>
-        <w:spacing w:after="0" w:before="0"/>
-      </w:pPr>
       <w:r>
-        <w:rPr>
-          <w:b w:val="0"/>
-          <w:i w:val="0"/>
-          <w:sz w:val="22"/>
-        </w:rPr>
-        <w:t>(b) The bag is placed directly on the floor for easy access</w:t>
+        <w:t xml:space="preserve">Answer: a</w:t>
       </w:r>
     </w:p>
     <w:p>
-      <w:pPr>
-        <w:spacing w:after="0" w:before="0"/>
-      </w:pPr>
       <w:r>
-        <w:rPr>
-          <w:b w:val="0"/>
-          <w:i w:val="0"/>
-          <w:sz w:val="22"/>
-        </w:rPr>
-        <w:t>(c) All equipment is removed from the bag at the door</w:t>
+        <w:t xml:space="preserve">Solution: 600 mL ÷ 300 min = 2 mL/min × 20 gtt/mL = 40 gtt/min.</w:t>
       </w:r>
     </w:p>
     <w:p>
-      <w:pPr>
-        <w:spacing w:after="0" w:before="0"/>
-      </w:pPr>
       <w:r>
-        <w:rPr>
-          <w:b w:val="0"/>
-          <w:i w:val="0"/>
-          <w:sz w:val="22"/>
-        </w:rPr>
-        <w:t>(d) The bag is opened only inside the client's toilet</w:t>
+        <w:t xml:space="preserve">Positive Marks: 1</w:t>
       </w:r>
     </w:p>
     <w:p>
-      <w:pPr>
-        <w:spacing w:after="0" w:before="40"/>
-      </w:pPr>
       <w:r>
-        <w:rPr>
-          <w:b/>
-          <w:i w:val="0"/>
-          <w:sz w:val="22"/>
-        </w:rPr>
-        <w:t>Answer: a</w:t>
+        <w:t xml:space="preserve">Negative Marks: 0.25</w:t>
       </w:r>
     </w:p>
     <w:p>
-      <w:pPr>
-        <w:spacing w:after="0" w:before="0"/>
-      </w:pPr>
       <w:r>
-        <w:rPr>
-          <w:b w:val="0"/>
-          <w:i w:val="0"/>
-          <w:sz w:val="21"/>
-        </w:rPr>
-        <w:t>Solution: In the bag technique, the bag is set on a clean protective surface (never the floor), hands are washed before and after procedures, and clean equipment is handled to prevent cross-contamination between homes.</w:t>
+        <w:t xml:space="preserve"/>
       </w:r>
     </w:p>
     <w:p>
-      <w:pPr>
-        <w:spacing w:after="0" w:before="0"/>
-      </w:pPr>
       <w:r>
-        <w:rPr>
-          <w:b w:val="0"/>
-          <w:i w:val="0"/>
-          <w:sz w:val="20"/>
-        </w:rPr>
-        <w:t>Positive Marks: 1</w:t>
+        <w:t xml:space="preserve">Question: A client with a diagnosis of hypertension is prescribed a 2 g sodium diet. Which breakfast selection is most appropriate?</w:t>
       </w:r>
     </w:p>
     <w:p>
-      <w:pPr>
-        <w:spacing w:after="160" w:before="0"/>
-      </w:pPr>
       <w:r>
-        <w:rPr>
-          <w:b w:val="0"/>
-          <w:i w:val="0"/>
-          <w:sz w:val="20"/>
-        </w:rPr>
-        <w:t>Negative Marks: 0.25</w:t>
+        <w:t xml:space="preserve">(a) Oatmeal with fresh fruit</w:t>
       </w:r>
     </w:p>
     <w:p>
-      <w:pPr>
-        <w:spacing w:after="40" w:before="120"/>
-      </w:pPr>
       <w:r>
-        <w:rPr>
-          <w:b w:val="0"/>
-          <w:i w:val="0"/>
-          <w:sz w:val="22"/>
-        </w:rPr>
-        <w:t>Question: Which measure is most effective for preventing mother-to-child transmission of HIV?</w:t>
+        <w:t xml:space="preserve">(b) Salted bacon and eggs</w:t>
       </w:r>
     </w:p>
     <w:p>
-      <w:pPr>
-        <w:spacing w:after="0" w:before="0"/>
-      </w:pPr>
       <w:r>
-        <w:rPr>
-          <w:b w:val="0"/>
-          <w:i w:val="0"/>
-          <w:sz w:val="22"/>
-        </w:rPr>
-        <w:t>(a) Antiretroviral therapy for the mother with safe infant feeding (avoid breastfeeding where replacement feeding is acceptable)</w:t>
+        <w:t xml:space="preserve">(c) Canned sausage</w:t>
       </w:r>
     </w:p>
     <w:p>
-      <w:pPr>
-        <w:spacing w:after="0" w:before="0"/>
-      </w:pPr>
       <w:r>
-        <w:rPr>
-          <w:b w:val="0"/>
-          <w:i w:val="0"/>
-          <w:sz w:val="22"/>
-        </w:rPr>
-        <w:t>(b) Giving the newborn only breast milk of another mother</w:t>
+        <w:t xml:space="preserve">(d) Pickled vegetables</w:t>
       </w:r>
     </w:p>
     <w:p>
-      <w:pPr>
-        <w:spacing w:after="0" w:before="0"/>
-      </w:pPr>
       <w:r>
-        <w:rPr>
-          <w:b w:val="0"/>
-          <w:i w:val="0"/>
-          <w:sz w:val="22"/>
-        </w:rPr>
-        <w:t>(c) Delaying all maternal treatment until after weaning</w:t>
+        <w:t xml:space="preserve">Answer: a</w:t>
       </w:r>
     </w:p>
     <w:p>
-      <w:pPr>
-        <w:spacing w:after="0" w:before="0"/>
-      </w:pPr>
       <w:r>
-        <w:rPr>
-          <w:b w:val="0"/>
-          <w:i w:val="0"/>
-          <w:sz w:val="22"/>
-        </w:rPr>
-        <w:t>(d) Avoiding antenatal HIV testing</w:t>
+        <w:t xml:space="preserve">Solution: Oatmeal with fresh fruit is naturally low in sodium. Bacon, canned meats, and pickles are high in sodium.</w:t>
       </w:r>
     </w:p>
     <w:p>
-      <w:pPr>
-        <w:spacing w:after="0" w:before="40"/>
-      </w:pPr>
       <w:r>
-        <w:rPr>
-          <w:b/>
-          <w:i w:val="0"/>
-          <w:sz w:val="22"/>
-        </w:rPr>
-        <w:t>Answer: a</w:t>
+        <w:t xml:space="preserve">Positive Marks: 1</w:t>
       </w:r>
     </w:p>
     <w:p>
-      <w:pPr>
-        <w:spacing w:after="0" w:before="0"/>
-      </w:pPr>
       <w:r>
-        <w:rPr>
-          <w:b w:val="0"/>
-          <w:i w:val="0"/>
-          <w:sz w:val="21"/>
-        </w:rPr>
-        <w:t>Solution: PMTCT relies on maternal ART, appropriate delivery care, infant prophylaxis, and safe infant feeding—replacement feeding where feasible and acceptable, with exclusive breastfeeding (with ART) where it is not. Testing and treatment must begin in pregnancy.</w:t>
+        <w:t xml:space="preserve">Negative Marks: 0.25</w:t>
       </w:r>
     </w:p>
     <w:p>
-      <w:pPr>
-        <w:spacing w:after="0" w:before="0"/>
-      </w:pPr>
       <w:r>
-        <w:rPr>
-          <w:b w:val="0"/>
-          <w:i w:val="0"/>
-          <w:sz w:val="20"/>
-        </w:rPr>
-        <w:t>Positive Marks: 1</w:t>
+        <w:t xml:space="preserve"/>
       </w:r>
     </w:p>
     <w:p>
-      <w:pPr>
-        <w:spacing w:after="160" w:before="0"/>
-      </w:pPr>
       <w:r>
-        <w:rPr>
-          <w:b w:val="0"/>
-          <w:i w:val="0"/>
-          <w:sz w:val="20"/>
-        </w:rPr>
-        <w:t>Negative Marks: 0.25</w:t>
+        <w:t xml:space="preserve">Question: A researcher wants to test a new wound-care product against a standard product. The study design that randomly assigns participants to either product is:</w:t>
+      </w:r>
+    </w:p>
+    <w:p>
+      <w:r>
+        <w:t xml:space="preserve">(a) A randomized controlled trial</w:t>
+      </w:r>
+    </w:p>
+    <w:p>
+      <w:r>
+        <w:t xml:space="preserve">(b) A case series</w:t>
+      </w:r>
+    </w:p>
+    <w:p>
+      <w:r>
+        <w:t xml:space="preserve">(c) A cross-sectional survey</w:t>
+      </w:r>
+    </w:p>
+    <w:p>
+      <w:r>
+        <w:t xml:space="preserve">(d) A literature review</w:t>
+      </w:r>
+    </w:p>
+    <w:p>
+      <w:r>
+        <w:t xml:space="preserve">Answer: a</w:t>
+      </w:r>
+    </w:p>
+    <w:p>
+      <w:r>
+        <w:t xml:space="preserve">Solution: Random assignment to treatment groups is the defining feature of a randomized controlled trial — the strongest design for testing an intervention.</w:t>
+      </w:r>
+    </w:p>
+    <w:p>
+      <w:r>
+        <w:t xml:space="preserve">Positive Marks: 1</w:t>
+      </w:r>
+    </w:p>
+    <w:p>
+      <w:r>
+        <w:t xml:space="preserve">Negative Marks: 0.25</w:t>
+      </w:r>
+    </w:p>
+    <w:p>
+      <w:r>
+        <w:t xml:space="preserve"/>
+      </w:r>
+    </w:p>
+    <w:p>
+      <w:r>
+        <w:t xml:space="preserve">Question: A charge nurse is making assignments. Which task can be safely delegated to a nursing assistant?</w:t>
+      </w:r>
+    </w:p>
+    <w:p>
+      <w:r>
+        <w:t xml:space="preserve">(a) Ambulating a stable post-operative client</w:t>
+      </w:r>
+    </w:p>
+    <w:p>
+      <w:r>
+        <w:t xml:space="preserve">(b) Administering IV antibiotics</w:t>
+      </w:r>
+    </w:p>
+    <w:p>
+      <w:r>
+        <w:t xml:space="preserve">(c) Performing the admission assessment</w:t>
+      </w:r>
+    </w:p>
+    <w:p>
+      <w:r>
+        <w:t xml:space="preserve">(d) Evaluating the client's response to pain medication</w:t>
+      </w:r>
+    </w:p>
+    <w:p>
+      <w:r>
+        <w:t xml:space="preserve">Answer: a</w:t>
+      </w:r>
+    </w:p>
+    <w:p>
+      <w:r>
+        <w:t xml:space="preserve">Solution: Ambulating a stable client is within a nursing assistant's scope. IV medications, admission assessments, and evaluation of treatment response require an RN.</w:t>
+      </w:r>
+    </w:p>
+    <w:p>
+      <w:r>
+        <w:t xml:space="preserve">Positive Marks: 1</w:t>
+      </w:r>
+    </w:p>
+    <w:p>
+      <w:r>
+        <w:t xml:space="preserve">Negative Marks: 0.25</w:t>
       </w:r>
     </w:p>
     <w:sectPr>
       <w:pgSz w:w="12240" w:h="15840"/>
-      <w:pgMar w:top="864" w:right="1008" w:bottom="864" w:left="1008" w:header="720" w:footer="720" w:gutter="0"/>
+      <w:pgMar w:top="1440" w:right="1800" w:bottom="1440" w:left="1800" w:header="720" w:footer="720" w:gutter="0"/>
       <w:cols w:space="720"/>
       <w:docGrid w:linePitch="360"/>
     </w:sectPr>
@@ -2715,10 +1365,6 @@
     <w:name w:val="Normal"/>
     <w:qFormat/>
     <w:rsid w:val="00FC693F"/>
-    <w:rPr>
-      <w:rFonts w:ascii="Calibri" w:hAnsi="Calibri"/>
-      <w:sz w:val="22"/>
-    </w:rPr>
   </w:style>
   <w:style w:type="paragraph" w:styleId="Header">
     <w:name w:val="header"/>
